--- a/Lab3/Пример.docx
+++ b/Lab3/Пример.docx
@@ -1026,7 +1026,7 @@
         <w:rPr>
           <w:sz w:val="32"/>
           <w:szCs w:val="32"/>
-          <w:lang w:val="en-US"/>
+          <w:lang w:val="ru-RU"/>
         </w:rPr>
       </w:pPr>
       <w:r>
@@ -1035,23 +1035,87 @@
           <w:szCs w:val="32"/>
           <w:lang w:val="ru-RU"/>
         </w:rPr>
-        <w:t xml:space="preserve">Проверяем является ли случайное число </w:t>
-      </w:r>
-      <w:r>
-        <w:rPr>
-          <w:sz w:val="32"/>
-          <w:szCs w:val="32"/>
-          <w:lang w:val="ru-RU"/>
-        </w:rPr>
-        <w:t>7</w:t>
-      </w:r>
-      <w:r>
-        <w:rPr>
-          <w:sz w:val="32"/>
-          <w:szCs w:val="32"/>
-          <w:lang w:val="ru-RU"/>
-        </w:rPr>
-        <w:t xml:space="preserve"> первообразным корнем по модулю </w:t>
+        <w:t xml:space="preserve">Проверяем </w:t>
+      </w:r>
+      <w:r>
+        <w:rPr>
+          <w:sz w:val="32"/>
+          <w:szCs w:val="32"/>
+          <w:lang w:val="ru-RU"/>
+        </w:rPr>
+        <w:t xml:space="preserve">какие числа до 13 </w:t>
+      </w:r>
+      <w:r>
+        <w:rPr>
+          <w:sz w:val="32"/>
+          <w:szCs w:val="32"/>
+          <w:lang w:val="ru-RU"/>
+        </w:rPr>
+        <w:t>явля</w:t>
+      </w:r>
+      <w:r>
+        <w:rPr>
+          <w:sz w:val="32"/>
+          <w:szCs w:val="32"/>
+          <w:lang w:val="ru-RU"/>
+        </w:rPr>
+        <w:t>ю</w:t>
+      </w:r>
+      <w:r>
+        <w:rPr>
+          <w:sz w:val="32"/>
+          <w:szCs w:val="32"/>
+          <w:lang w:val="ru-RU"/>
+        </w:rPr>
+        <w:t>тся первообразным</w:t>
+      </w:r>
+      <w:r>
+        <w:rPr>
+          <w:sz w:val="32"/>
+          <w:szCs w:val="32"/>
+          <w:lang w:val="ru-RU"/>
+        </w:rPr>
+        <w:t>и</w:t>
+      </w:r>
+      <w:r>
+        <w:rPr>
+          <w:sz w:val="32"/>
+          <w:szCs w:val="32"/>
+          <w:lang w:val="ru-RU"/>
+        </w:rPr>
+        <w:t xml:space="preserve"> корн</w:t>
+      </w:r>
+      <w:r>
+        <w:rPr>
+          <w:sz w:val="32"/>
+          <w:szCs w:val="32"/>
+          <w:lang w:val="ru-RU"/>
+        </w:rPr>
+        <w:t>я</w:t>
+      </w:r>
+      <w:r>
+        <w:rPr>
+          <w:sz w:val="32"/>
+          <w:szCs w:val="32"/>
+          <w:lang w:val="ru-RU"/>
+        </w:rPr>
+        <w:t>м</w:t>
+      </w:r>
+      <w:r>
+        <w:rPr>
+          <w:sz w:val="32"/>
+          <w:szCs w:val="32"/>
+          <w:lang w:val="ru-RU"/>
+        </w:rPr>
+        <w:t>и</w:t>
+      </w:r>
+      <w:r>
+        <w:rPr>
+          <w:sz w:val="32"/>
+          <w:szCs w:val="32"/>
+          <w:lang w:val="ru-RU"/>
+        </w:rPr>
+        <w:t xml:space="preserve"> по модулю </w:t>
       </w:r>
       <w:r>
         <w:rPr>
@@ -1084,7 +1148,7 @@
           <w:szCs w:val="32"/>
           <w:lang w:val="ru-RU"/>
         </w:rPr>
-        <w:t>7</w:t>
+        <w:t>2</w:t>
       </w:r>
       <w:r>
         <w:rPr>
@@ -1124,7 +1188,15 @@
           <w:szCs w:val="32"/>
           <w:lang w:val="ru-RU"/>
         </w:rPr>
-        <w:t xml:space="preserve"> 1; 7</w:t>
+        <w:t xml:space="preserve"> 1; </w:t>
+      </w:r>
+      <w:r>
+        <w:rPr>
+          <w:sz w:val="32"/>
+          <w:szCs w:val="32"/>
+          <w:lang w:val="ru-RU"/>
+        </w:rPr>
+        <w:t>2</w:t>
       </w:r>
       <w:r>
         <w:rPr>
@@ -1164,6 +1236,54 @@
           <w:szCs w:val="32"/>
           <w:lang w:val="ru-RU"/>
         </w:rPr>
+        <w:t xml:space="preserve"> 12; </w:t>
+      </w:r>
+      <w:r>
+        <w:rPr>
+          <w:sz w:val="32"/>
+          <w:szCs w:val="32"/>
+          <w:lang w:val="ru-RU"/>
+        </w:rPr>
+        <w:t>2</w:t>
+      </w:r>
+      <w:r>
+        <w:rPr>
+          <w:sz w:val="32"/>
+          <w:szCs w:val="32"/>
+          <w:vertAlign w:val="superscript"/>
+          <w:lang w:val="ru-RU"/>
+        </w:rPr>
+        <w:t xml:space="preserve">12/3 </w:t>
+      </w:r>
+      <w:r>
+        <w:rPr>
+          <w:sz w:val="32"/>
+          <w:szCs w:val="32"/>
+          <w:lang w:val="en-US"/>
+        </w:rPr>
+        <w:t>mod</w:t>
+      </w:r>
+      <w:r>
+        <w:rPr>
+          <w:sz w:val="32"/>
+          <w:szCs w:val="32"/>
+          <w:lang w:val="ru-RU"/>
+        </w:rPr>
+        <w:t xml:space="preserve"> 13 </w:t>
+      </w:r>
+      <w:r>
+        <w:rPr>
+          <w:sz w:val="32"/>
+          <w:szCs w:val="32"/>
+        </w:rPr>
+        <w:t>≡</w:t>
+      </w:r>
+      <w:r>
+        <w:rPr>
+          <w:sz w:val="32"/>
+          <w:szCs w:val="32"/>
+          <w:lang w:val="ru-RU"/>
+        </w:rPr>
         <w:t xml:space="preserve"> </w:t>
       </w:r>
       <w:r>
@@ -1172,71 +1292,23 @@
           <w:szCs w:val="32"/>
           <w:lang w:val="ru-RU"/>
         </w:rPr>
-        <w:t>12</w:t>
-      </w:r>
-      <w:r>
-        <w:rPr>
-          <w:sz w:val="32"/>
-          <w:szCs w:val="32"/>
-          <w:lang w:val="ru-RU"/>
-        </w:rPr>
-        <w:t xml:space="preserve">; </w:t>
-      </w:r>
-      <w:r>
-        <w:rPr>
-          <w:sz w:val="32"/>
-          <w:szCs w:val="32"/>
-          <w:lang w:val="ru-RU"/>
-        </w:rPr>
-        <w:t>7</w:t>
-      </w:r>
-      <w:r>
-        <w:rPr>
-          <w:sz w:val="32"/>
-          <w:szCs w:val="32"/>
-          <w:vertAlign w:val="superscript"/>
-          <w:lang w:val="ru-RU"/>
-        </w:rPr>
-        <w:t xml:space="preserve">12/3 </w:t>
-      </w:r>
-      <w:r>
-        <w:rPr>
-          <w:sz w:val="32"/>
-          <w:szCs w:val="32"/>
-          <w:lang w:val="en-US"/>
-        </w:rPr>
-        <w:t>mod</w:t>
-      </w:r>
-      <w:r>
-        <w:rPr>
-          <w:sz w:val="32"/>
-          <w:szCs w:val="32"/>
-          <w:lang w:val="ru-RU"/>
-        </w:rPr>
-        <w:t xml:space="preserve"> 13 </w:t>
-      </w:r>
-      <w:r>
-        <w:rPr>
-          <w:sz w:val="32"/>
-          <w:szCs w:val="32"/>
-        </w:rPr>
-        <w:t>≡</w:t>
-      </w:r>
-      <w:r>
-        <w:rPr>
-          <w:sz w:val="32"/>
-          <w:szCs w:val="32"/>
-          <w:lang w:val="ru-RU"/>
-        </w:rPr>
-        <w:t xml:space="preserve"> </w:t>
-      </w:r>
-      <w:r>
-        <w:rPr>
-          <w:sz w:val="32"/>
-          <w:szCs w:val="32"/>
-          <w:lang w:val="ru-RU"/>
-        </w:rPr>
-        <w:t xml:space="preserve">9. </w:t>
+        <w:t>3</w:t>
+      </w:r>
+      <w:r>
+        <w:rPr>
+          <w:sz w:val="32"/>
+          <w:szCs w:val="32"/>
+          <w:lang w:val="ru-RU"/>
+        </w:rPr>
+        <w:t xml:space="preserve">. </w:t>
+      </w:r>
+      <w:r>
+        <w:rPr>
+          <w:sz w:val="32"/>
+          <w:szCs w:val="32"/>
+          <w:lang w:val="ru-RU"/>
+        </w:rPr>
+        <w:t xml:space="preserve"> (Является)</w:t>
       </w:r>
     </w:p>
     <w:p>
@@ -1249,13 +1321,187 @@
       </w:pPr>
       <w:r>
         <w:rPr>
-          <w:b/>
-          <w:bCs/>
-          <w:sz w:val="32"/>
-          <w:szCs w:val="32"/>
-          <w:lang w:val="ru-RU"/>
-        </w:rPr>
-        <w:t>3. Пример работы расширенного алгоритма Евклида</w:t>
+          <w:sz w:val="32"/>
+          <w:szCs w:val="32"/>
+          <w:lang w:val="ru-RU"/>
+        </w:rPr>
+        <w:t>3</w:t>
+      </w:r>
+      <w:r>
+        <w:rPr>
+          <w:sz w:val="32"/>
+          <w:szCs w:val="32"/>
+          <w:vertAlign w:val="superscript"/>
+          <w:lang w:val="ru-RU"/>
+        </w:rPr>
+        <w:t xml:space="preserve">12 </w:t>
+      </w:r>
+      <w:r>
+        <w:rPr>
+          <w:sz w:val="32"/>
+          <w:szCs w:val="32"/>
+          <w:lang w:val="en-US"/>
+        </w:rPr>
+        <w:t>mod</w:t>
+      </w:r>
+      <w:r>
+        <w:rPr>
+          <w:sz w:val="32"/>
+          <w:szCs w:val="32"/>
+          <w:lang w:val="ru-RU"/>
+        </w:rPr>
+        <w:t xml:space="preserve"> 13 </w:t>
+      </w:r>
+      <w:r>
+        <w:rPr>
+          <w:sz w:val="32"/>
+          <w:szCs w:val="32"/>
+        </w:rPr>
+        <w:t>≡</w:t>
+      </w:r>
+      <w:r>
+        <w:rPr>
+          <w:sz w:val="32"/>
+          <w:szCs w:val="32"/>
+          <w:lang w:val="ru-RU"/>
+        </w:rPr>
+        <w:t xml:space="preserve"> 1; </w:t>
+      </w:r>
+      <w:r>
+        <w:rPr>
+          <w:sz w:val="32"/>
+          <w:szCs w:val="32"/>
+          <w:lang w:val="ru-RU"/>
+        </w:rPr>
+        <w:t>3</w:t>
+      </w:r>
+      <w:r>
+        <w:rPr>
+          <w:sz w:val="32"/>
+          <w:szCs w:val="32"/>
+          <w:vertAlign w:val="superscript"/>
+          <w:lang w:val="ru-RU"/>
+        </w:rPr>
+        <w:t xml:space="preserve">12/2 </w:t>
+      </w:r>
+      <w:r>
+        <w:rPr>
+          <w:sz w:val="32"/>
+          <w:szCs w:val="32"/>
+          <w:lang w:val="en-US"/>
+        </w:rPr>
+        <w:t>mod</w:t>
+      </w:r>
+      <w:r>
+        <w:rPr>
+          <w:sz w:val="32"/>
+          <w:szCs w:val="32"/>
+          <w:lang w:val="ru-RU"/>
+        </w:rPr>
+        <w:t xml:space="preserve"> 13 </w:t>
+      </w:r>
+      <w:r>
+        <w:rPr>
+          <w:sz w:val="32"/>
+          <w:szCs w:val="32"/>
+        </w:rPr>
+        <w:t>≡</w:t>
+      </w:r>
+      <w:r>
+        <w:rPr>
+          <w:sz w:val="32"/>
+          <w:szCs w:val="32"/>
+          <w:lang w:val="ru-RU"/>
+        </w:rPr>
+        <w:t xml:space="preserve"> </w:t>
+      </w:r>
+      <w:r>
+        <w:rPr>
+          <w:sz w:val="32"/>
+          <w:szCs w:val="32"/>
+          <w:lang w:val="ru-RU"/>
+        </w:rPr>
+        <w:t>1</w:t>
+      </w:r>
+      <w:r>
+        <w:rPr>
+          <w:sz w:val="32"/>
+          <w:szCs w:val="32"/>
+          <w:lang w:val="ru-RU"/>
+        </w:rPr>
+        <w:t>;</w:t>
+      </w:r>
+      <w:r>
+        <w:rPr>
+          <w:sz w:val="32"/>
+          <w:szCs w:val="32"/>
+          <w:lang w:val="ru-RU"/>
+        </w:rPr>
+        <w:t xml:space="preserve"> 3</w:t>
+      </w:r>
+      <w:r>
+        <w:rPr>
+          <w:sz w:val="32"/>
+          <w:szCs w:val="32"/>
+          <w:vertAlign w:val="superscript"/>
+          <w:lang w:val="ru-RU"/>
+        </w:rPr>
+        <w:t xml:space="preserve">12/3 </w:t>
+      </w:r>
+      <w:r>
+        <w:rPr>
+          <w:sz w:val="32"/>
+          <w:szCs w:val="32"/>
+          <w:lang w:val="en-US"/>
+        </w:rPr>
+        <w:t>mod</w:t>
+      </w:r>
+      <w:r>
+        <w:rPr>
+          <w:sz w:val="32"/>
+          <w:szCs w:val="32"/>
+          <w:lang w:val="ru-RU"/>
+        </w:rPr>
+        <w:t xml:space="preserve"> 13 </w:t>
+      </w:r>
+      <w:r>
+        <w:rPr>
+          <w:sz w:val="32"/>
+          <w:szCs w:val="32"/>
+        </w:rPr>
+        <w:t>≡</w:t>
+      </w:r>
+      <w:r>
+        <w:rPr>
+          <w:sz w:val="32"/>
+          <w:szCs w:val="32"/>
+          <w:lang w:val="ru-RU"/>
+        </w:rPr>
+        <w:t xml:space="preserve"> </w:t>
+      </w:r>
+      <w:r>
+        <w:rPr>
+          <w:sz w:val="32"/>
+          <w:szCs w:val="32"/>
+          <w:lang w:val="ru-RU"/>
+        </w:rPr>
+        <w:t>3</w:t>
+      </w:r>
+      <w:r>
+        <w:rPr>
+          <w:sz w:val="32"/>
+          <w:szCs w:val="32"/>
+          <w:lang w:val="ru-RU"/>
+        </w:rPr>
+        <w:t xml:space="preserve">. </w:t>
+      </w:r>
+      <w:r>
+        <w:rPr>
+          <w:sz w:val="32"/>
+          <w:szCs w:val="32"/>
+          <w:lang w:val="ru-RU"/>
+        </w:rPr>
+        <w:t xml:space="preserve"> (Не является)</w:t>
       </w:r>
     </w:p>
     <w:p>
@@ -1263,13 +1509,1499 @@
         <w:rPr>
           <w:sz w:val="32"/>
           <w:szCs w:val="32"/>
-          <w:lang w:val="en-US"/>
+          <w:lang w:val="ru-RU"/>
         </w:rPr>
       </w:pPr>
       <w:r>
         <w:rPr>
           <w:sz w:val="32"/>
           <w:szCs w:val="32"/>
+          <w:lang w:val="ru-RU"/>
+        </w:rPr>
+        <w:t>4</w:t>
+      </w:r>
+      <w:r>
+        <w:rPr>
+          <w:sz w:val="32"/>
+          <w:szCs w:val="32"/>
+          <w:vertAlign w:val="superscript"/>
+          <w:lang w:val="ru-RU"/>
+        </w:rPr>
+        <w:t xml:space="preserve">12 </w:t>
+      </w:r>
+      <w:r>
+        <w:rPr>
+          <w:sz w:val="32"/>
+          <w:szCs w:val="32"/>
+          <w:lang w:val="en-US"/>
+        </w:rPr>
+        <w:t>mod</w:t>
+      </w:r>
+      <w:r>
+        <w:rPr>
+          <w:sz w:val="32"/>
+          <w:szCs w:val="32"/>
+          <w:lang w:val="ru-RU"/>
+        </w:rPr>
+        <w:t xml:space="preserve"> 13 </w:t>
+      </w:r>
+      <w:r>
+        <w:rPr>
+          <w:sz w:val="32"/>
+          <w:szCs w:val="32"/>
+        </w:rPr>
+        <w:t>≡</w:t>
+      </w:r>
+      <w:r>
+        <w:rPr>
+          <w:sz w:val="32"/>
+          <w:szCs w:val="32"/>
+          <w:lang w:val="ru-RU"/>
+        </w:rPr>
+        <w:t xml:space="preserve"> 1; </w:t>
+      </w:r>
+      <w:r>
+        <w:rPr>
+          <w:sz w:val="32"/>
+          <w:szCs w:val="32"/>
+          <w:lang w:val="ru-RU"/>
+        </w:rPr>
+        <w:t>4</w:t>
+      </w:r>
+      <w:r>
+        <w:rPr>
+          <w:sz w:val="32"/>
+          <w:szCs w:val="32"/>
+          <w:vertAlign w:val="superscript"/>
+          <w:lang w:val="ru-RU"/>
+        </w:rPr>
+        <w:t xml:space="preserve">12/2 </w:t>
+      </w:r>
+      <w:r>
+        <w:rPr>
+          <w:sz w:val="32"/>
+          <w:szCs w:val="32"/>
+          <w:lang w:val="en-US"/>
+        </w:rPr>
+        <w:t>mod</w:t>
+      </w:r>
+      <w:r>
+        <w:rPr>
+          <w:sz w:val="32"/>
+          <w:szCs w:val="32"/>
+          <w:lang w:val="ru-RU"/>
+        </w:rPr>
+        <w:t xml:space="preserve"> 13 </w:t>
+      </w:r>
+      <w:r>
+        <w:rPr>
+          <w:sz w:val="32"/>
+          <w:szCs w:val="32"/>
+        </w:rPr>
+        <w:t>≡</w:t>
+      </w:r>
+      <w:r>
+        <w:rPr>
+          <w:sz w:val="32"/>
+          <w:szCs w:val="32"/>
+          <w:lang w:val="ru-RU"/>
+        </w:rPr>
+        <w:t xml:space="preserve"> </w:t>
+      </w:r>
+      <w:r>
+        <w:rPr>
+          <w:sz w:val="32"/>
+          <w:szCs w:val="32"/>
+          <w:lang w:val="ru-RU"/>
+        </w:rPr>
+        <w:t>1</w:t>
+      </w:r>
+      <w:r>
+        <w:rPr>
+          <w:sz w:val="32"/>
+          <w:szCs w:val="32"/>
+          <w:lang w:val="ru-RU"/>
+        </w:rPr>
+        <w:t xml:space="preserve">; </w:t>
+      </w:r>
+      <w:r>
+        <w:rPr>
+          <w:sz w:val="32"/>
+          <w:szCs w:val="32"/>
+          <w:lang w:val="ru-RU"/>
+        </w:rPr>
+        <w:t>4</w:t>
+      </w:r>
+      <w:r>
+        <w:rPr>
+          <w:sz w:val="32"/>
+          <w:szCs w:val="32"/>
+          <w:vertAlign w:val="superscript"/>
+          <w:lang w:val="ru-RU"/>
+        </w:rPr>
+        <w:t xml:space="preserve">12/3 </w:t>
+      </w:r>
+      <w:r>
+        <w:rPr>
+          <w:sz w:val="32"/>
+          <w:szCs w:val="32"/>
+          <w:lang w:val="en-US"/>
+        </w:rPr>
+        <w:t>mod</w:t>
+      </w:r>
+      <w:r>
+        <w:rPr>
+          <w:sz w:val="32"/>
+          <w:szCs w:val="32"/>
+          <w:lang w:val="ru-RU"/>
+        </w:rPr>
+        <w:t xml:space="preserve"> 13 </w:t>
+      </w:r>
+      <w:r>
+        <w:rPr>
+          <w:sz w:val="32"/>
+          <w:szCs w:val="32"/>
+        </w:rPr>
+        <w:t>≡</w:t>
+      </w:r>
+      <w:r>
+        <w:rPr>
+          <w:sz w:val="32"/>
+          <w:szCs w:val="32"/>
+          <w:lang w:val="ru-RU"/>
+        </w:rPr>
+        <w:t xml:space="preserve"> </w:t>
+      </w:r>
+      <w:r>
+        <w:rPr>
+          <w:sz w:val="32"/>
+          <w:szCs w:val="32"/>
+          <w:lang w:val="ru-RU"/>
+        </w:rPr>
+        <w:t>9</w:t>
+      </w:r>
+      <w:r>
+        <w:rPr>
+          <w:sz w:val="32"/>
+          <w:szCs w:val="32"/>
+          <w:lang w:val="ru-RU"/>
+        </w:rPr>
+        <w:t>.</w:t>
+      </w:r>
+      <w:r>
+        <w:rPr>
+          <w:sz w:val="32"/>
+          <w:szCs w:val="32"/>
+          <w:lang w:val="ru-RU"/>
+        </w:rPr>
+        <w:t xml:space="preserve"> </w:t>
+      </w:r>
+      <w:r>
+        <w:rPr>
+          <w:sz w:val="32"/>
+          <w:szCs w:val="32"/>
+          <w:lang w:val="ru-RU"/>
+        </w:rPr>
+        <w:t xml:space="preserve"> </w:t>
+      </w:r>
+      <w:r>
+        <w:rPr>
+          <w:sz w:val="32"/>
+          <w:szCs w:val="32"/>
+          <w:lang w:val="ru-RU"/>
+        </w:rPr>
+        <w:t>(Не является)</w:t>
+      </w:r>
+    </w:p>
+    <w:p>
+      <w:pPr>
+        <w:rPr>
+          <w:sz w:val="32"/>
+          <w:szCs w:val="32"/>
+          <w:lang w:val="ru-RU"/>
+        </w:rPr>
+      </w:pPr>
+      <w:r>
+        <w:rPr>
+          <w:sz w:val="32"/>
+          <w:szCs w:val="32"/>
+          <w:lang w:val="ru-RU"/>
+        </w:rPr>
+        <w:t>5</w:t>
+      </w:r>
+      <w:r>
+        <w:rPr>
+          <w:sz w:val="32"/>
+          <w:szCs w:val="32"/>
+          <w:vertAlign w:val="superscript"/>
+          <w:lang w:val="ru-RU"/>
+        </w:rPr>
+        <w:t xml:space="preserve">12 </w:t>
+      </w:r>
+      <w:r>
+        <w:rPr>
+          <w:sz w:val="32"/>
+          <w:szCs w:val="32"/>
+          <w:lang w:val="en-US"/>
+        </w:rPr>
+        <w:t>mod</w:t>
+      </w:r>
+      <w:r>
+        <w:rPr>
+          <w:sz w:val="32"/>
+          <w:szCs w:val="32"/>
+          <w:lang w:val="ru-RU"/>
+        </w:rPr>
+        <w:t xml:space="preserve"> 13 </w:t>
+      </w:r>
+      <w:r>
+        <w:rPr>
+          <w:sz w:val="32"/>
+          <w:szCs w:val="32"/>
+        </w:rPr>
+        <w:t>≡</w:t>
+      </w:r>
+      <w:r>
+        <w:rPr>
+          <w:sz w:val="32"/>
+          <w:szCs w:val="32"/>
+          <w:lang w:val="ru-RU"/>
+        </w:rPr>
+        <w:t xml:space="preserve"> 1; </w:t>
+      </w:r>
+      <w:r>
+        <w:rPr>
+          <w:sz w:val="32"/>
+          <w:szCs w:val="32"/>
+          <w:lang w:val="ru-RU"/>
+        </w:rPr>
+        <w:t>5</w:t>
+      </w:r>
+      <w:r>
+        <w:rPr>
+          <w:sz w:val="32"/>
+          <w:szCs w:val="32"/>
+          <w:vertAlign w:val="superscript"/>
+          <w:lang w:val="ru-RU"/>
+        </w:rPr>
+        <w:t xml:space="preserve">12/2 </w:t>
+      </w:r>
+      <w:r>
+        <w:rPr>
+          <w:sz w:val="32"/>
+          <w:szCs w:val="32"/>
+          <w:lang w:val="en-US"/>
+        </w:rPr>
+        <w:t>mod</w:t>
+      </w:r>
+      <w:r>
+        <w:rPr>
+          <w:sz w:val="32"/>
+          <w:szCs w:val="32"/>
+          <w:lang w:val="ru-RU"/>
+        </w:rPr>
+        <w:t xml:space="preserve"> 13 </w:t>
+      </w:r>
+      <w:r>
+        <w:rPr>
+          <w:sz w:val="32"/>
+          <w:szCs w:val="32"/>
+        </w:rPr>
+        <w:t>≡</w:t>
+      </w:r>
+      <w:r>
+        <w:rPr>
+          <w:sz w:val="32"/>
+          <w:szCs w:val="32"/>
+          <w:lang w:val="ru-RU"/>
+        </w:rPr>
+        <w:t xml:space="preserve"> 12; </w:t>
+      </w:r>
+      <w:r>
+        <w:rPr>
+          <w:sz w:val="32"/>
+          <w:szCs w:val="32"/>
+          <w:lang w:val="ru-RU"/>
+        </w:rPr>
+        <w:t>5</w:t>
+      </w:r>
+      <w:r>
+        <w:rPr>
+          <w:sz w:val="32"/>
+          <w:szCs w:val="32"/>
+          <w:vertAlign w:val="superscript"/>
+          <w:lang w:val="ru-RU"/>
+        </w:rPr>
+        <w:t xml:space="preserve">12/3 </w:t>
+      </w:r>
+      <w:r>
+        <w:rPr>
+          <w:sz w:val="32"/>
+          <w:szCs w:val="32"/>
+          <w:lang w:val="en-US"/>
+        </w:rPr>
+        <w:t>mod</w:t>
+      </w:r>
+      <w:r>
+        <w:rPr>
+          <w:sz w:val="32"/>
+          <w:szCs w:val="32"/>
+          <w:lang w:val="ru-RU"/>
+        </w:rPr>
+        <w:t xml:space="preserve"> 13 </w:t>
+      </w:r>
+      <w:r>
+        <w:rPr>
+          <w:sz w:val="32"/>
+          <w:szCs w:val="32"/>
+        </w:rPr>
+        <w:t>≡</w:t>
+      </w:r>
+      <w:r>
+        <w:rPr>
+          <w:sz w:val="32"/>
+          <w:szCs w:val="32"/>
+          <w:lang w:val="ru-RU"/>
+        </w:rPr>
+        <w:t xml:space="preserve"> </w:t>
+      </w:r>
+      <w:r>
+        <w:rPr>
+          <w:sz w:val="32"/>
+          <w:szCs w:val="32"/>
+          <w:lang w:val="ru-RU"/>
+        </w:rPr>
+        <w:t>1</w:t>
+      </w:r>
+      <w:r>
+        <w:rPr>
+          <w:sz w:val="32"/>
+          <w:szCs w:val="32"/>
+          <w:lang w:val="ru-RU"/>
+        </w:rPr>
+        <w:t>.</w:t>
+      </w:r>
+      <w:r>
+        <w:rPr>
+          <w:sz w:val="32"/>
+          <w:szCs w:val="32"/>
+          <w:lang w:val="ru-RU"/>
+        </w:rPr>
+        <w:t xml:space="preserve"> </w:t>
+      </w:r>
+      <w:r>
+        <w:rPr>
+          <w:sz w:val="32"/>
+          <w:szCs w:val="32"/>
+          <w:lang w:val="ru-RU"/>
+        </w:rPr>
+        <w:t xml:space="preserve"> </w:t>
+      </w:r>
+      <w:r>
+        <w:rPr>
+          <w:sz w:val="32"/>
+          <w:szCs w:val="32"/>
+          <w:lang w:val="ru-RU"/>
+        </w:rPr>
+        <w:t>(Не является)</w:t>
+      </w:r>
+    </w:p>
+    <w:p>
+      <w:pPr>
+        <w:rPr>
+          <w:sz w:val="32"/>
+          <w:szCs w:val="32"/>
+          <w:lang w:val="ru-RU"/>
+        </w:rPr>
+      </w:pPr>
+      <w:r>
+        <w:rPr>
+          <w:sz w:val="32"/>
+          <w:szCs w:val="32"/>
+          <w:lang w:val="ru-RU"/>
+        </w:rPr>
+        <w:t>6</w:t>
+      </w:r>
+      <w:r>
+        <w:rPr>
+          <w:sz w:val="32"/>
+          <w:szCs w:val="32"/>
+          <w:vertAlign w:val="superscript"/>
+          <w:lang w:val="ru-RU"/>
+        </w:rPr>
+        <w:t xml:space="preserve">12 </w:t>
+      </w:r>
+      <w:r>
+        <w:rPr>
+          <w:sz w:val="32"/>
+          <w:szCs w:val="32"/>
+          <w:lang w:val="en-US"/>
+        </w:rPr>
+        <w:t>mod</w:t>
+      </w:r>
+      <w:r>
+        <w:rPr>
+          <w:sz w:val="32"/>
+          <w:szCs w:val="32"/>
+          <w:lang w:val="ru-RU"/>
+        </w:rPr>
+        <w:t xml:space="preserve"> 13 </w:t>
+      </w:r>
+      <w:r>
+        <w:rPr>
+          <w:sz w:val="32"/>
+          <w:szCs w:val="32"/>
+        </w:rPr>
+        <w:t>≡</w:t>
+      </w:r>
+      <w:r>
+        <w:rPr>
+          <w:sz w:val="32"/>
+          <w:szCs w:val="32"/>
+          <w:lang w:val="ru-RU"/>
+        </w:rPr>
+        <w:t xml:space="preserve"> 1; </w:t>
+      </w:r>
+      <w:r>
+        <w:rPr>
+          <w:sz w:val="32"/>
+          <w:szCs w:val="32"/>
+          <w:lang w:val="ru-RU"/>
+        </w:rPr>
+        <w:t>6</w:t>
+      </w:r>
+      <w:r>
+        <w:rPr>
+          <w:sz w:val="32"/>
+          <w:szCs w:val="32"/>
+          <w:vertAlign w:val="superscript"/>
+          <w:lang w:val="ru-RU"/>
+        </w:rPr>
+        <w:t xml:space="preserve">12/2 </w:t>
+      </w:r>
+      <w:r>
+        <w:rPr>
+          <w:sz w:val="32"/>
+          <w:szCs w:val="32"/>
+          <w:lang w:val="en-US"/>
+        </w:rPr>
+        <w:t>mod</w:t>
+      </w:r>
+      <w:r>
+        <w:rPr>
+          <w:sz w:val="32"/>
+          <w:szCs w:val="32"/>
+          <w:lang w:val="ru-RU"/>
+        </w:rPr>
+        <w:t xml:space="preserve"> 13 </w:t>
+      </w:r>
+      <w:r>
+        <w:rPr>
+          <w:sz w:val="32"/>
+          <w:szCs w:val="32"/>
+        </w:rPr>
+        <w:t>≡</w:t>
+      </w:r>
+      <w:r>
+        <w:rPr>
+          <w:sz w:val="32"/>
+          <w:szCs w:val="32"/>
+          <w:lang w:val="ru-RU"/>
+        </w:rPr>
+        <w:t xml:space="preserve"> 12; </w:t>
+      </w:r>
+      <w:r>
+        <w:rPr>
+          <w:sz w:val="32"/>
+          <w:szCs w:val="32"/>
+          <w:lang w:val="ru-RU"/>
+        </w:rPr>
+        <w:t>6</w:t>
+      </w:r>
+      <w:r>
+        <w:rPr>
+          <w:sz w:val="32"/>
+          <w:szCs w:val="32"/>
+          <w:vertAlign w:val="superscript"/>
+          <w:lang w:val="ru-RU"/>
+        </w:rPr>
+        <w:t xml:space="preserve">12/3 </w:t>
+      </w:r>
+      <w:r>
+        <w:rPr>
+          <w:sz w:val="32"/>
+          <w:szCs w:val="32"/>
+          <w:lang w:val="en-US"/>
+        </w:rPr>
+        <w:t>mod</w:t>
+      </w:r>
+      <w:r>
+        <w:rPr>
+          <w:sz w:val="32"/>
+          <w:szCs w:val="32"/>
+          <w:lang w:val="ru-RU"/>
+        </w:rPr>
+        <w:t xml:space="preserve"> 13 </w:t>
+      </w:r>
+      <w:r>
+        <w:rPr>
+          <w:sz w:val="32"/>
+          <w:szCs w:val="32"/>
+        </w:rPr>
+        <w:t>≡</w:t>
+      </w:r>
+      <w:r>
+        <w:rPr>
+          <w:sz w:val="32"/>
+          <w:szCs w:val="32"/>
+          <w:lang w:val="ru-RU"/>
+        </w:rPr>
+        <w:t xml:space="preserve"> 9. </w:t>
+      </w:r>
+      <w:r>
+        <w:rPr>
+          <w:sz w:val="32"/>
+          <w:szCs w:val="32"/>
+          <w:lang w:val="ru-RU"/>
+        </w:rPr>
+        <w:t xml:space="preserve"> </w:t>
+      </w:r>
+      <w:r>
+        <w:rPr>
+          <w:sz w:val="32"/>
+          <w:szCs w:val="32"/>
+          <w:lang w:val="ru-RU"/>
+        </w:rPr>
+        <w:t>(Является)</w:t>
+      </w:r>
+    </w:p>
+    <w:p>
+      <w:pPr>
+        <w:rPr>
+          <w:sz w:val="32"/>
+          <w:szCs w:val="32"/>
+          <w:lang w:val="ru-RU"/>
+        </w:rPr>
+      </w:pPr>
+      <w:r>
+        <w:rPr>
+          <w:sz w:val="32"/>
+          <w:szCs w:val="32"/>
+          <w:lang w:val="ru-RU"/>
+        </w:rPr>
+        <w:t>7</w:t>
+      </w:r>
+      <w:r>
+        <w:rPr>
+          <w:sz w:val="32"/>
+          <w:szCs w:val="32"/>
+          <w:vertAlign w:val="superscript"/>
+          <w:lang w:val="ru-RU"/>
+        </w:rPr>
+        <w:t xml:space="preserve">12 </w:t>
+      </w:r>
+      <w:r>
+        <w:rPr>
+          <w:sz w:val="32"/>
+          <w:szCs w:val="32"/>
+          <w:lang w:val="en-US"/>
+        </w:rPr>
+        <w:t>mod</w:t>
+      </w:r>
+      <w:r>
+        <w:rPr>
+          <w:sz w:val="32"/>
+          <w:szCs w:val="32"/>
+          <w:lang w:val="ru-RU"/>
+        </w:rPr>
+        <w:t xml:space="preserve"> 13 </w:t>
+      </w:r>
+      <w:r>
+        <w:rPr>
+          <w:sz w:val="32"/>
+          <w:szCs w:val="32"/>
+        </w:rPr>
+        <w:t>≡</w:t>
+      </w:r>
+      <w:r>
+        <w:rPr>
+          <w:sz w:val="32"/>
+          <w:szCs w:val="32"/>
+          <w:lang w:val="ru-RU"/>
+        </w:rPr>
+        <w:t xml:space="preserve"> 1; 7</w:t>
+      </w:r>
+      <w:r>
+        <w:rPr>
+          <w:sz w:val="32"/>
+          <w:szCs w:val="32"/>
+          <w:vertAlign w:val="superscript"/>
+          <w:lang w:val="ru-RU"/>
+        </w:rPr>
+        <w:t xml:space="preserve">12/2 </w:t>
+      </w:r>
+      <w:r>
+        <w:rPr>
+          <w:sz w:val="32"/>
+          <w:szCs w:val="32"/>
+          <w:lang w:val="en-US"/>
+        </w:rPr>
+        <w:t>mod</w:t>
+      </w:r>
+      <w:r>
+        <w:rPr>
+          <w:sz w:val="32"/>
+          <w:szCs w:val="32"/>
+          <w:lang w:val="ru-RU"/>
+        </w:rPr>
+        <w:t xml:space="preserve"> 13 </w:t>
+      </w:r>
+      <w:r>
+        <w:rPr>
+          <w:sz w:val="32"/>
+          <w:szCs w:val="32"/>
+        </w:rPr>
+        <w:t>≡</w:t>
+      </w:r>
+      <w:r>
+        <w:rPr>
+          <w:sz w:val="32"/>
+          <w:szCs w:val="32"/>
+          <w:lang w:val="ru-RU"/>
+        </w:rPr>
+        <w:t xml:space="preserve"> </w:t>
+      </w:r>
+      <w:r>
+        <w:rPr>
+          <w:sz w:val="32"/>
+          <w:szCs w:val="32"/>
+          <w:lang w:val="ru-RU"/>
+        </w:rPr>
+        <w:t>12</w:t>
+      </w:r>
+      <w:r>
+        <w:rPr>
+          <w:sz w:val="32"/>
+          <w:szCs w:val="32"/>
+          <w:lang w:val="ru-RU"/>
+        </w:rPr>
+        <w:t xml:space="preserve">; </w:t>
+      </w:r>
+      <w:r>
+        <w:rPr>
+          <w:sz w:val="32"/>
+          <w:szCs w:val="32"/>
+          <w:lang w:val="ru-RU"/>
+        </w:rPr>
+        <w:t>7</w:t>
+      </w:r>
+      <w:r>
+        <w:rPr>
+          <w:sz w:val="32"/>
+          <w:szCs w:val="32"/>
+          <w:vertAlign w:val="superscript"/>
+          <w:lang w:val="ru-RU"/>
+        </w:rPr>
+        <w:t xml:space="preserve">12/3 </w:t>
+      </w:r>
+      <w:r>
+        <w:rPr>
+          <w:sz w:val="32"/>
+          <w:szCs w:val="32"/>
+          <w:lang w:val="en-US"/>
+        </w:rPr>
+        <w:t>mod</w:t>
+      </w:r>
+      <w:r>
+        <w:rPr>
+          <w:sz w:val="32"/>
+          <w:szCs w:val="32"/>
+          <w:lang w:val="ru-RU"/>
+        </w:rPr>
+        <w:t xml:space="preserve"> 13 </w:t>
+      </w:r>
+      <w:r>
+        <w:rPr>
+          <w:sz w:val="32"/>
+          <w:szCs w:val="32"/>
+        </w:rPr>
+        <w:t>≡</w:t>
+      </w:r>
+      <w:r>
+        <w:rPr>
+          <w:sz w:val="32"/>
+          <w:szCs w:val="32"/>
+          <w:lang w:val="ru-RU"/>
+        </w:rPr>
+        <w:t xml:space="preserve"> </w:t>
+      </w:r>
+      <w:r>
+        <w:rPr>
+          <w:sz w:val="32"/>
+          <w:szCs w:val="32"/>
+          <w:lang w:val="ru-RU"/>
+        </w:rPr>
+        <w:t xml:space="preserve">9. </w:t>
+      </w:r>
+      <w:r>
+        <w:rPr>
+          <w:sz w:val="32"/>
+          <w:szCs w:val="32"/>
+          <w:lang w:val="ru-RU"/>
+        </w:rPr>
+        <w:t xml:space="preserve"> </w:t>
+      </w:r>
+      <w:r>
+        <w:rPr>
+          <w:sz w:val="32"/>
+          <w:szCs w:val="32"/>
+          <w:lang w:val="ru-RU"/>
+        </w:rPr>
+        <w:t>(Является)</w:t>
+      </w:r>
+    </w:p>
+    <w:p>
+      <w:pPr>
+        <w:rPr>
+          <w:sz w:val="32"/>
+          <w:szCs w:val="32"/>
+          <w:lang w:val="ru-RU"/>
+        </w:rPr>
+      </w:pPr>
+      <w:r>
+        <w:rPr>
+          <w:sz w:val="32"/>
+          <w:szCs w:val="32"/>
+          <w:lang w:val="ru-RU"/>
+        </w:rPr>
+        <w:t>8</w:t>
+      </w:r>
+      <w:r>
+        <w:rPr>
+          <w:sz w:val="32"/>
+          <w:szCs w:val="32"/>
+          <w:vertAlign w:val="superscript"/>
+          <w:lang w:val="ru-RU"/>
+        </w:rPr>
+        <w:t xml:space="preserve">12 </w:t>
+      </w:r>
+      <w:r>
+        <w:rPr>
+          <w:sz w:val="32"/>
+          <w:szCs w:val="32"/>
+          <w:lang w:val="en-US"/>
+        </w:rPr>
+        <w:t>mod</w:t>
+      </w:r>
+      <w:r>
+        <w:rPr>
+          <w:sz w:val="32"/>
+          <w:szCs w:val="32"/>
+          <w:lang w:val="ru-RU"/>
+        </w:rPr>
+        <w:t xml:space="preserve"> 13 </w:t>
+      </w:r>
+      <w:r>
+        <w:rPr>
+          <w:sz w:val="32"/>
+          <w:szCs w:val="32"/>
+        </w:rPr>
+        <w:t>≡</w:t>
+      </w:r>
+      <w:r>
+        <w:rPr>
+          <w:sz w:val="32"/>
+          <w:szCs w:val="32"/>
+          <w:lang w:val="ru-RU"/>
+        </w:rPr>
+        <w:t xml:space="preserve"> 1; </w:t>
+      </w:r>
+      <w:r>
+        <w:rPr>
+          <w:sz w:val="32"/>
+          <w:szCs w:val="32"/>
+          <w:lang w:val="ru-RU"/>
+        </w:rPr>
+        <w:t>8</w:t>
+      </w:r>
+      <w:r>
+        <w:rPr>
+          <w:sz w:val="32"/>
+          <w:szCs w:val="32"/>
+          <w:vertAlign w:val="superscript"/>
+          <w:lang w:val="ru-RU"/>
+        </w:rPr>
+        <w:t xml:space="preserve">12/2 </w:t>
+      </w:r>
+      <w:r>
+        <w:rPr>
+          <w:sz w:val="32"/>
+          <w:szCs w:val="32"/>
+          <w:lang w:val="en-US"/>
+        </w:rPr>
+        <w:t>mod</w:t>
+      </w:r>
+      <w:r>
+        <w:rPr>
+          <w:sz w:val="32"/>
+          <w:szCs w:val="32"/>
+          <w:lang w:val="ru-RU"/>
+        </w:rPr>
+        <w:t xml:space="preserve"> 13 </w:t>
+      </w:r>
+      <w:r>
+        <w:rPr>
+          <w:sz w:val="32"/>
+          <w:szCs w:val="32"/>
+        </w:rPr>
+        <w:t>≡</w:t>
+      </w:r>
+      <w:r>
+        <w:rPr>
+          <w:sz w:val="32"/>
+          <w:szCs w:val="32"/>
+          <w:lang w:val="ru-RU"/>
+        </w:rPr>
+        <w:t xml:space="preserve"> 12; </w:t>
+      </w:r>
+      <w:r>
+        <w:rPr>
+          <w:sz w:val="32"/>
+          <w:szCs w:val="32"/>
+          <w:lang w:val="ru-RU"/>
+        </w:rPr>
+        <w:t>8</w:t>
+      </w:r>
+      <w:r>
+        <w:rPr>
+          <w:sz w:val="32"/>
+          <w:szCs w:val="32"/>
+          <w:vertAlign w:val="superscript"/>
+          <w:lang w:val="ru-RU"/>
+        </w:rPr>
+        <w:t xml:space="preserve">12/3 </w:t>
+      </w:r>
+      <w:r>
+        <w:rPr>
+          <w:sz w:val="32"/>
+          <w:szCs w:val="32"/>
+          <w:lang w:val="en-US"/>
+        </w:rPr>
+        <w:t>mod</w:t>
+      </w:r>
+      <w:r>
+        <w:rPr>
+          <w:sz w:val="32"/>
+          <w:szCs w:val="32"/>
+          <w:lang w:val="ru-RU"/>
+        </w:rPr>
+        <w:t xml:space="preserve"> 13 </w:t>
+      </w:r>
+      <w:r>
+        <w:rPr>
+          <w:sz w:val="32"/>
+          <w:szCs w:val="32"/>
+        </w:rPr>
+        <w:t>≡</w:t>
+      </w:r>
+      <w:r>
+        <w:rPr>
+          <w:sz w:val="32"/>
+          <w:szCs w:val="32"/>
+          <w:lang w:val="ru-RU"/>
+        </w:rPr>
+        <w:t xml:space="preserve"> </w:t>
+      </w:r>
+      <w:r>
+        <w:rPr>
+          <w:sz w:val="32"/>
+          <w:szCs w:val="32"/>
+          <w:lang w:val="ru-RU"/>
+        </w:rPr>
+        <w:t>1</w:t>
+      </w:r>
+      <w:r>
+        <w:rPr>
+          <w:sz w:val="32"/>
+          <w:szCs w:val="32"/>
+          <w:lang w:val="ru-RU"/>
+        </w:rPr>
+        <w:t xml:space="preserve">. </w:t>
+      </w:r>
+      <w:r>
+        <w:rPr>
+          <w:sz w:val="32"/>
+          <w:szCs w:val="32"/>
+          <w:lang w:val="ru-RU"/>
+        </w:rPr>
+        <w:t xml:space="preserve"> (Не является)</w:t>
+      </w:r>
+    </w:p>
+    <w:p>
+      <w:pPr>
+        <w:rPr>
+          <w:sz w:val="32"/>
+          <w:szCs w:val="32"/>
+          <w:lang w:val="ru-RU"/>
+        </w:rPr>
+      </w:pPr>
+      <w:r>
+        <w:rPr>
+          <w:sz w:val="32"/>
+          <w:szCs w:val="32"/>
+          <w:lang w:val="ru-RU"/>
+        </w:rPr>
+        <w:t>9</w:t>
+      </w:r>
+      <w:r>
+        <w:rPr>
+          <w:sz w:val="32"/>
+          <w:szCs w:val="32"/>
+          <w:vertAlign w:val="superscript"/>
+          <w:lang w:val="ru-RU"/>
+        </w:rPr>
+        <w:t xml:space="preserve">12 </w:t>
+      </w:r>
+      <w:r>
+        <w:rPr>
+          <w:sz w:val="32"/>
+          <w:szCs w:val="32"/>
+          <w:lang w:val="en-US"/>
+        </w:rPr>
+        <w:t>mod</w:t>
+      </w:r>
+      <w:r>
+        <w:rPr>
+          <w:sz w:val="32"/>
+          <w:szCs w:val="32"/>
+          <w:lang w:val="ru-RU"/>
+        </w:rPr>
+        <w:t xml:space="preserve"> 13 </w:t>
+      </w:r>
+      <w:r>
+        <w:rPr>
+          <w:sz w:val="32"/>
+          <w:szCs w:val="32"/>
+        </w:rPr>
+        <w:t>≡</w:t>
+      </w:r>
+      <w:r>
+        <w:rPr>
+          <w:sz w:val="32"/>
+          <w:szCs w:val="32"/>
+          <w:lang w:val="ru-RU"/>
+        </w:rPr>
+        <w:t xml:space="preserve"> 1; </w:t>
+      </w:r>
+      <w:r>
+        <w:rPr>
+          <w:sz w:val="32"/>
+          <w:szCs w:val="32"/>
+          <w:lang w:val="ru-RU"/>
+        </w:rPr>
+        <w:t>9</w:t>
+      </w:r>
+      <w:r>
+        <w:rPr>
+          <w:sz w:val="32"/>
+          <w:szCs w:val="32"/>
+          <w:vertAlign w:val="superscript"/>
+          <w:lang w:val="ru-RU"/>
+        </w:rPr>
+        <w:t xml:space="preserve">12/2 </w:t>
+      </w:r>
+      <w:r>
+        <w:rPr>
+          <w:sz w:val="32"/>
+          <w:szCs w:val="32"/>
+          <w:lang w:val="en-US"/>
+        </w:rPr>
+        <w:t>mod</w:t>
+      </w:r>
+      <w:r>
+        <w:rPr>
+          <w:sz w:val="32"/>
+          <w:szCs w:val="32"/>
+          <w:lang w:val="ru-RU"/>
+        </w:rPr>
+        <w:t xml:space="preserve"> 13 </w:t>
+      </w:r>
+      <w:r>
+        <w:rPr>
+          <w:sz w:val="32"/>
+          <w:szCs w:val="32"/>
+        </w:rPr>
+        <w:t>≡</w:t>
+      </w:r>
+      <w:r>
+        <w:rPr>
+          <w:sz w:val="32"/>
+          <w:szCs w:val="32"/>
+          <w:lang w:val="ru-RU"/>
+        </w:rPr>
+        <w:t xml:space="preserve"> 1; </w:t>
+      </w:r>
+      <w:r>
+        <w:rPr>
+          <w:sz w:val="32"/>
+          <w:szCs w:val="32"/>
+          <w:lang w:val="ru-RU"/>
+        </w:rPr>
+        <w:t>9</w:t>
+      </w:r>
+      <w:r>
+        <w:rPr>
+          <w:sz w:val="32"/>
+          <w:szCs w:val="32"/>
+          <w:vertAlign w:val="superscript"/>
+          <w:lang w:val="ru-RU"/>
+        </w:rPr>
+        <w:t xml:space="preserve">12/3 </w:t>
+      </w:r>
+      <w:r>
+        <w:rPr>
+          <w:sz w:val="32"/>
+          <w:szCs w:val="32"/>
+          <w:lang w:val="en-US"/>
+        </w:rPr>
+        <w:t>mod</w:t>
+      </w:r>
+      <w:r>
+        <w:rPr>
+          <w:sz w:val="32"/>
+          <w:szCs w:val="32"/>
+          <w:lang w:val="ru-RU"/>
+        </w:rPr>
+        <w:t xml:space="preserve"> 13 </w:t>
+      </w:r>
+      <w:r>
+        <w:rPr>
+          <w:sz w:val="32"/>
+          <w:szCs w:val="32"/>
+        </w:rPr>
+        <w:t>≡</w:t>
+      </w:r>
+      <w:r>
+        <w:rPr>
+          <w:sz w:val="32"/>
+          <w:szCs w:val="32"/>
+          <w:lang w:val="ru-RU"/>
+        </w:rPr>
+        <w:t xml:space="preserve"> 9. </w:t>
+      </w:r>
+      <w:r>
+        <w:rPr>
+          <w:sz w:val="32"/>
+          <w:szCs w:val="32"/>
+          <w:lang w:val="ru-RU"/>
+        </w:rPr>
+        <w:t xml:space="preserve"> (Не является)</w:t>
+      </w:r>
+    </w:p>
+    <w:p>
+      <w:pPr>
+        <w:rPr>
+          <w:sz w:val="32"/>
+          <w:szCs w:val="32"/>
+          <w:lang w:val="ru-RU"/>
+        </w:rPr>
+      </w:pPr>
+      <w:r>
+        <w:rPr>
+          <w:sz w:val="32"/>
+          <w:szCs w:val="32"/>
+          <w:lang w:val="ru-RU"/>
+        </w:rPr>
+        <w:t>10</w:t>
+      </w:r>
+      <w:r>
+        <w:rPr>
+          <w:sz w:val="32"/>
+          <w:szCs w:val="32"/>
+          <w:vertAlign w:val="superscript"/>
+          <w:lang w:val="ru-RU"/>
+        </w:rPr>
+        <w:t xml:space="preserve">12 </w:t>
+      </w:r>
+      <w:r>
+        <w:rPr>
+          <w:sz w:val="32"/>
+          <w:szCs w:val="32"/>
+          <w:lang w:val="en-US"/>
+        </w:rPr>
+        <w:t>mod</w:t>
+      </w:r>
+      <w:r>
+        <w:rPr>
+          <w:sz w:val="32"/>
+          <w:szCs w:val="32"/>
+          <w:lang w:val="ru-RU"/>
+        </w:rPr>
+        <w:t xml:space="preserve"> 13 </w:t>
+      </w:r>
+      <w:r>
+        <w:rPr>
+          <w:sz w:val="32"/>
+          <w:szCs w:val="32"/>
+        </w:rPr>
+        <w:t>≡</w:t>
+      </w:r>
+      <w:r>
+        <w:rPr>
+          <w:sz w:val="32"/>
+          <w:szCs w:val="32"/>
+          <w:lang w:val="ru-RU"/>
+        </w:rPr>
+        <w:t xml:space="preserve"> 1; </w:t>
+      </w:r>
+      <w:r>
+        <w:rPr>
+          <w:sz w:val="32"/>
+          <w:szCs w:val="32"/>
+          <w:lang w:val="ru-RU"/>
+        </w:rPr>
+        <w:t>10</w:t>
+      </w:r>
+      <w:r>
+        <w:rPr>
+          <w:sz w:val="32"/>
+          <w:szCs w:val="32"/>
+          <w:vertAlign w:val="superscript"/>
+          <w:lang w:val="ru-RU"/>
+        </w:rPr>
+        <w:t xml:space="preserve">12/2 </w:t>
+      </w:r>
+      <w:r>
+        <w:rPr>
+          <w:sz w:val="32"/>
+          <w:szCs w:val="32"/>
+          <w:lang w:val="en-US"/>
+        </w:rPr>
+        <w:t>mod</w:t>
+      </w:r>
+      <w:r>
+        <w:rPr>
+          <w:sz w:val="32"/>
+          <w:szCs w:val="32"/>
+          <w:lang w:val="ru-RU"/>
+        </w:rPr>
+        <w:t xml:space="preserve"> 13 </w:t>
+      </w:r>
+      <w:r>
+        <w:rPr>
+          <w:sz w:val="32"/>
+          <w:szCs w:val="32"/>
+        </w:rPr>
+        <w:t>≡</w:t>
+      </w:r>
+      <w:r>
+        <w:rPr>
+          <w:sz w:val="32"/>
+          <w:szCs w:val="32"/>
+          <w:lang w:val="ru-RU"/>
+        </w:rPr>
+        <w:t xml:space="preserve"> 1; </w:t>
+      </w:r>
+      <w:r>
+        <w:rPr>
+          <w:sz w:val="32"/>
+          <w:szCs w:val="32"/>
+          <w:lang w:val="ru-RU"/>
+        </w:rPr>
+        <w:t>10</w:t>
+      </w:r>
+      <w:r>
+        <w:rPr>
+          <w:sz w:val="32"/>
+          <w:szCs w:val="32"/>
+          <w:vertAlign w:val="superscript"/>
+          <w:lang w:val="ru-RU"/>
+        </w:rPr>
+        <w:t xml:space="preserve">12/3 </w:t>
+      </w:r>
+      <w:r>
+        <w:rPr>
+          <w:sz w:val="32"/>
+          <w:szCs w:val="32"/>
+          <w:lang w:val="en-US"/>
+        </w:rPr>
+        <w:t>mod</w:t>
+      </w:r>
+      <w:r>
+        <w:rPr>
+          <w:sz w:val="32"/>
+          <w:szCs w:val="32"/>
+          <w:lang w:val="ru-RU"/>
+        </w:rPr>
+        <w:t xml:space="preserve"> 13 </w:t>
+      </w:r>
+      <w:r>
+        <w:rPr>
+          <w:sz w:val="32"/>
+          <w:szCs w:val="32"/>
+        </w:rPr>
+        <w:t>≡</w:t>
+      </w:r>
+      <w:r>
+        <w:rPr>
+          <w:sz w:val="32"/>
+          <w:szCs w:val="32"/>
+          <w:lang w:val="ru-RU"/>
+        </w:rPr>
+        <w:t xml:space="preserve"> </w:t>
+      </w:r>
+      <w:r>
+        <w:rPr>
+          <w:sz w:val="32"/>
+          <w:szCs w:val="32"/>
+          <w:lang w:val="ru-RU"/>
+        </w:rPr>
+        <w:t>3</w:t>
+      </w:r>
+      <w:r>
+        <w:rPr>
+          <w:sz w:val="32"/>
+          <w:szCs w:val="32"/>
+          <w:lang w:val="ru-RU"/>
+        </w:rPr>
+        <w:t xml:space="preserve">. </w:t>
+      </w:r>
+      <w:r>
+        <w:rPr>
+          <w:sz w:val="32"/>
+          <w:szCs w:val="32"/>
+          <w:lang w:val="ru-RU"/>
+        </w:rPr>
+        <w:t xml:space="preserve"> (Не является)</w:t>
+      </w:r>
+    </w:p>
+    <w:p>
+      <w:pPr>
+        <w:rPr>
+          <w:sz w:val="32"/>
+          <w:szCs w:val="32"/>
+          <w:lang w:val="ru-RU"/>
+        </w:rPr>
+      </w:pPr>
+      <w:r>
+        <w:rPr>
+          <w:sz w:val="32"/>
+          <w:szCs w:val="32"/>
+          <w:lang w:val="ru-RU"/>
+        </w:rPr>
+        <w:t>11</w:t>
+      </w:r>
+      <w:r>
+        <w:rPr>
+          <w:sz w:val="32"/>
+          <w:szCs w:val="32"/>
+          <w:vertAlign w:val="superscript"/>
+          <w:lang w:val="ru-RU"/>
+        </w:rPr>
+        <w:t xml:space="preserve">12 </w:t>
+      </w:r>
+      <w:r>
+        <w:rPr>
+          <w:sz w:val="32"/>
+          <w:szCs w:val="32"/>
+          <w:lang w:val="en-US"/>
+        </w:rPr>
+        <w:t>mod</w:t>
+      </w:r>
+      <w:r>
+        <w:rPr>
+          <w:sz w:val="32"/>
+          <w:szCs w:val="32"/>
+          <w:lang w:val="ru-RU"/>
+        </w:rPr>
+        <w:t xml:space="preserve"> 13 </w:t>
+      </w:r>
+      <w:r>
+        <w:rPr>
+          <w:sz w:val="32"/>
+          <w:szCs w:val="32"/>
+        </w:rPr>
+        <w:t>≡</w:t>
+      </w:r>
+      <w:r>
+        <w:rPr>
+          <w:sz w:val="32"/>
+          <w:szCs w:val="32"/>
+          <w:lang w:val="ru-RU"/>
+        </w:rPr>
+        <w:t xml:space="preserve"> 1;</w:t>
+      </w:r>
+      <w:r>
+        <w:rPr>
+          <w:sz w:val="32"/>
+          <w:szCs w:val="32"/>
+          <w:lang w:val="ru-RU"/>
+        </w:rPr>
+        <w:t xml:space="preserve"> 11</w:t>
+      </w:r>
+      <w:r>
+        <w:rPr>
+          <w:sz w:val="32"/>
+          <w:szCs w:val="32"/>
+          <w:vertAlign w:val="superscript"/>
+          <w:lang w:val="ru-RU"/>
+        </w:rPr>
+        <w:t xml:space="preserve">12/2 </w:t>
+      </w:r>
+      <w:r>
+        <w:rPr>
+          <w:sz w:val="32"/>
+          <w:szCs w:val="32"/>
+          <w:lang w:val="en-US"/>
+        </w:rPr>
+        <w:t>mod</w:t>
+      </w:r>
+      <w:r>
+        <w:rPr>
+          <w:sz w:val="32"/>
+          <w:szCs w:val="32"/>
+          <w:lang w:val="ru-RU"/>
+        </w:rPr>
+        <w:t xml:space="preserve"> 13 </w:t>
+      </w:r>
+      <w:r>
+        <w:rPr>
+          <w:sz w:val="32"/>
+          <w:szCs w:val="32"/>
+        </w:rPr>
+        <w:t>≡</w:t>
+      </w:r>
+      <w:r>
+        <w:rPr>
+          <w:sz w:val="32"/>
+          <w:szCs w:val="32"/>
+          <w:lang w:val="ru-RU"/>
+        </w:rPr>
+        <w:t xml:space="preserve"> 12; </w:t>
+      </w:r>
+      <w:r>
+        <w:rPr>
+          <w:sz w:val="32"/>
+          <w:szCs w:val="32"/>
+          <w:lang w:val="ru-RU"/>
+        </w:rPr>
+        <w:t>11</w:t>
+      </w:r>
+      <w:r>
+        <w:rPr>
+          <w:sz w:val="32"/>
+          <w:szCs w:val="32"/>
+          <w:vertAlign w:val="superscript"/>
+          <w:lang w:val="ru-RU"/>
+        </w:rPr>
+        <w:t xml:space="preserve">12/3 </w:t>
+      </w:r>
+      <w:r>
+        <w:rPr>
+          <w:sz w:val="32"/>
+          <w:szCs w:val="32"/>
+          <w:lang w:val="en-US"/>
+        </w:rPr>
+        <w:t>mod</w:t>
+      </w:r>
+      <w:r>
+        <w:rPr>
+          <w:sz w:val="32"/>
+          <w:szCs w:val="32"/>
+          <w:lang w:val="ru-RU"/>
+        </w:rPr>
+        <w:t xml:space="preserve"> 13 </w:t>
+      </w:r>
+      <w:r>
+        <w:rPr>
+          <w:sz w:val="32"/>
+          <w:szCs w:val="32"/>
+        </w:rPr>
+        <w:t>≡</w:t>
+      </w:r>
+      <w:r>
+        <w:rPr>
+          <w:sz w:val="32"/>
+          <w:szCs w:val="32"/>
+          <w:lang w:val="ru-RU"/>
+        </w:rPr>
+        <w:t xml:space="preserve"> </w:t>
+      </w:r>
+      <w:r>
+        <w:rPr>
+          <w:sz w:val="32"/>
+          <w:szCs w:val="32"/>
+          <w:lang w:val="ru-RU"/>
+        </w:rPr>
+        <w:t>3</w:t>
+      </w:r>
+      <w:r>
+        <w:rPr>
+          <w:sz w:val="32"/>
+          <w:szCs w:val="32"/>
+          <w:lang w:val="ru-RU"/>
+        </w:rPr>
+        <w:t xml:space="preserve">. </w:t>
+      </w:r>
+      <w:r>
+        <w:rPr>
+          <w:sz w:val="32"/>
+          <w:szCs w:val="32"/>
+          <w:lang w:val="ru-RU"/>
+        </w:rPr>
+        <w:t>(Является)</w:t>
+      </w:r>
+    </w:p>
+    <w:p>
+      <w:pPr>
+        <w:rPr>
+          <w:sz w:val="32"/>
+          <w:szCs w:val="32"/>
+          <w:lang w:val="ru-RU"/>
+        </w:rPr>
+      </w:pPr>
+    </w:p>
+    <w:p>
+      <w:pPr>
+        <w:rPr>
+          <w:sz w:val="32"/>
+          <w:szCs w:val="32"/>
+          <w:lang w:val="ru-RU"/>
+        </w:rPr>
+      </w:pPr>
+    </w:p>
+    <w:p>
+      <w:pPr>
+        <w:rPr>
+          <w:sz w:val="32"/>
+          <w:szCs w:val="32"/>
+          <w:lang w:val="ru-RU"/>
+        </w:rPr>
+      </w:pPr>
+      <w:r>
+        <w:rPr>
+          <w:b/>
+          <w:bCs/>
+          <w:sz w:val="32"/>
+          <w:szCs w:val="32"/>
+          <w:lang w:val="ru-RU"/>
+        </w:rPr>
+        <w:lastRenderedPageBreak/>
+        <w:t>3. Пример работы расширенного алгоритма Евклида</w:t>
+      </w:r>
+    </w:p>
+    <w:p>
+      <w:pPr>
+        <w:rPr>
+          <w:sz w:val="32"/>
+          <w:szCs w:val="32"/>
+          <w:lang w:val="en-US"/>
+        </w:rPr>
+      </w:pPr>
+      <w:r>
+        <w:rPr>
+          <w:sz w:val="32"/>
+          <w:szCs w:val="32"/>
           <w:lang w:val="en-US"/>
         </w:rPr>
         <w:t>x</w:t>
@@ -1306,45 +3038,7 @@
           <w:szCs w:val="32"/>
           <w:lang w:val="en-US"/>
         </w:rPr>
-        <w:t xml:space="preserve">*b = </w:t>
-      </w:r>
-      <w:proofErr w:type="spellStart"/>
-      <w:r>
-        <w:rPr>
-          <w:sz w:val="32"/>
-          <w:szCs w:val="32"/>
-          <w:lang w:val="en-US"/>
-        </w:rPr>
-        <w:t>нод</w:t>
-      </w:r>
-      <w:proofErr w:type="spellEnd"/>
-      <w:r>
-        <w:rPr>
-          <w:sz w:val="32"/>
-          <w:szCs w:val="32"/>
-          <w:lang w:val="en-US"/>
-        </w:rPr>
-        <w:t>(</w:t>
-      </w:r>
-      <w:proofErr w:type="spellStart"/>
-      <w:proofErr w:type="gramStart"/>
-      <w:r>
-        <w:rPr>
-          <w:sz w:val="32"/>
-          <w:szCs w:val="32"/>
-          <w:lang w:val="en-US"/>
-        </w:rPr>
-        <w:t>a,b</w:t>
-      </w:r>
-      <w:proofErr w:type="spellEnd"/>
-      <w:proofErr w:type="gramEnd"/>
-      <w:r>
-        <w:rPr>
-          <w:sz w:val="32"/>
-          <w:szCs w:val="32"/>
-          <w:lang w:val="en-US"/>
-        </w:rPr>
-        <w:t xml:space="preserve">), a = </w:t>
+        <w:t xml:space="preserve">*b = нод(a,b), a = </w:t>
       </w:r>
       <w:r>
         <w:rPr>
@@ -1376,27 +3070,7 @@
           <w:szCs w:val="32"/>
           <w:lang w:val="en-US"/>
         </w:rPr>
-        <w:t>, (</w:t>
-      </w:r>
-      <w:proofErr w:type="spellStart"/>
-      <w:proofErr w:type="gramStart"/>
-      <w:r>
-        <w:rPr>
-          <w:sz w:val="32"/>
-          <w:szCs w:val="32"/>
-          <w:lang w:val="en-US"/>
-        </w:rPr>
-        <w:t>a,b</w:t>
-      </w:r>
-      <w:proofErr w:type="spellEnd"/>
-      <w:proofErr w:type="gramEnd"/>
-      <w:r>
-        <w:rPr>
-          <w:sz w:val="32"/>
-          <w:szCs w:val="32"/>
-          <w:lang w:val="en-US"/>
-        </w:rPr>
-        <w:t xml:space="preserve">) = </w:t>
+        <w:t xml:space="preserve">, (a,b) = </w:t>
       </w:r>
       <w:r>
         <w:rPr>
